--- a/zhs/docx/035.content.docx
+++ b/zhs/docx/035.content.docx
@@ -19,7 +19,7 @@
         <w:rPr>
           <w:lang w:val="zh_CN" w:bidi="zh_CN"/>
         </w:rPr>
-        <w:t>Resource: 关键词 (SRV)</w:t>
+        <w:t>Resource: Familiarization, Internalization, Articulation (Fia) Terms</w:t>
       </w:r>
       <w:r>
         <w:rPr>
@@ -39,42 +39,61 @@
           <w:b/>
           <w:lang w:val="zh_CN" w:bidi="zh_CN"/>
         </w:rPr>
-        <w:t>Familiarization, Internalization, Articulation (FIA) Key Terms</w:t>
-      </w:r>
-      <w:r>
-        <w:rPr>
-          <w:lang w:val="zh_CN" w:bidi="zh_CN"/>
-        </w:rPr>
-        <w:t xml:space="preserve"> © 2023 SRV Partners Released under CC BY-SA 4.0 license. </w:t>
-      </w:r>
-      <w:r>
-        <w:rPr>
-          <w:lang w:val="zh_CN" w:bidi="zh_CN"/>
-        </w:rPr>
-        <w:t>Familiarization, Internalization, Articulation (FIA) Key Terms</w:t>
-      </w:r>
-      <w:r>
-        <w:rPr>
-          <w:lang w:val="zh_CN" w:bidi="zh_CN"/>
-        </w:rPr>
-        <w:t xml:space="preserve"> has been adapted in the following languages Tok Pisin, عربي, Français, हिंदी, Bahasa Indonesia, Português, Русский, Español, Kiswahili, 简体中文 from </w:t>
-      </w:r>
-      <w:r>
-        <w:rPr>
-          <w:lang w:val="zh_CN" w:bidi="zh_CN"/>
-        </w:rPr>
-        <w:t>Familiarization, Internalization, Articulation (FIA)</w:t>
-      </w:r>
-      <w:r>
-        <w:rPr>
-          <w:lang w:val="zh_CN" w:bidi="zh_CN"/>
-        </w:rPr>
-        <w:t xml:space="preserve"> © 2023 SRV Partners. Released under CC BY-SA 4.0 license by Mission Mutual</w:t>
-      </w:r>
-      <w:r>
-        <w:rPr>
-          <w:lang w:val="zh_CN" w:bidi="zh_CN"/>
-        </w:rPr>
+        <w:t>Familiarization, Internalization, Articulation (Fia) Terms</w:t>
+      </w:r>
+      <w:r>
+        <w:rPr>
+          <w:lang w:val="zh_CN" w:bidi="zh_CN"/>
+        </w:rPr>
+        <w:t xml:space="preserve"> (Chinese (Simplified)) is based on: </w:t>
+      </w:r>
+      <w:r>
+        <w:rPr>
+          <w:lang w:val="zh_CN" w:bidi="zh_CN"/>
+        </w:rPr>
+        <w:t>Familiarization, Internalization, Articulation (Fia) Terms</w:t>
+      </w:r>
+      <w:r>
+        <w:rPr>
+          <w:lang w:val="zh_CN" w:bidi="zh_CN"/>
+        </w:rPr>
+        <w:t xml:space="preserve">, </w:t>
+      </w:r>
+      <w:hyperlink r:id="rId13">
+        <w:r>
+          <w:rPr>
+            <w:lang w:val="zh_CN" w:bidi="zh_CN"/>
+          </w:rPr>
+          <w:rPr>
+            <w:color w:val="0000EE"/>
+            <w:u w:val="single"/>
+          </w:rPr>
+          <w:t>SRV Partners</w:t>
+        </w:r>
+      </w:hyperlink>
+      <w:r>
+        <w:rPr>
+          <w:lang w:val="zh_CN" w:bidi="zh_CN"/>
+        </w:rPr>
+        <w:t xml:space="preserve">, 2023, which is licensed under a </w:t>
+      </w:r>
+      <w:hyperlink r:id="rId14">
+        <w:r>
+          <w:rPr>
+            <w:lang w:val="zh_CN" w:bidi="zh_CN"/>
+          </w:rPr>
+          <w:rPr>
+            <w:color w:val="0000EE"/>
+            <w:u w:val="single"/>
+          </w:rPr>
+          <w:t>CC BY-SA 4.0 license</w:t>
+        </w:r>
+      </w:hyperlink>
+      <w:r>
+        <w:rPr>
+          <w:lang w:val="zh_CN" w:bidi="zh_CN"/>
+        </w:rPr>
+        <w:t>.</w:t>
       </w:r>
       <w:r>
         <w:rPr>
@@ -83,6 +102,30 @@
       </w:r>
     </w:p>
     <w:p>
+      <w:pPr/>
+      <w:r>
+        <w:rPr>
+          <w:lang w:val="zh_CN" w:bidi="zh_CN"/>
+        </w:rPr>
+      </w:r>
+      <w:r>
+        <w:rPr>
+          <w:lang w:val="zh_CN" w:bidi="zh_CN"/>
+        </w:rPr>
+        <w:t>This PDF version is provided under the same license.</w:t>
+      </w:r>
+      <w:r>
+        <w:rPr>
+          <w:lang w:val="zh_CN" w:bidi="zh_CN"/>
+        </w:rPr>
+      </w:r>
+      <w:r>
+        <w:rPr>
+          <w:lang w:val="zh_CN" w:bidi="zh_CN"/>
+        </w:rPr>
+      </w:r>
+    </w:p>
+    <w:p>
       <w:pPr>
         <w:pStyle w:val="Heading1"/>
       </w:pPr>
@@ -90,7 +133,7 @@
         <w:rPr>
           <w:lang w:val="zh_CN" w:bidi="zh_CN"/>
         </w:rPr>
-        <w:t>关键词 (SRV)</w:t>
+        <w:t>Familiarization, Internalization, Articulation (Fia) Terms</w:t>
       </w:r>
     </w:p>
     <w:p>
@@ -244,30 +287,48 @@
         </w:rPr>
         <w:t>时，他们指的是圣经中现在</w:t>
       </w:r>
-      <w:r>
-        <w:rPr>
-          <w:lang w:val="zh_CN" w:bidi="zh_CN"/>
-        </w:rPr>
-        <w:t>基督徒</w:t>
-      </w:r>
+      <w:hyperlink r:id="rId15">
+        <w:r>
+          <w:rPr>
+            <w:lang w:val="zh_CN" w:bidi="zh_CN"/>
+          </w:rPr>
+          <w:rPr>
+            <w:color w:val="0000EE"/>
+            <w:u w:val="single"/>
+          </w:rPr>
+          <w:t>基督徒</w:t>
+        </w:r>
+      </w:hyperlink>
       <w:r>
         <w:rPr>
           <w:lang w:val="zh_CN" w:bidi="zh_CN"/>
         </w:rPr>
         <w:t>称之为旧约的部分。 旧约由人们有时称之为"律法和先知"的组成，因为它由神藉著摩西赐给祂子民的律法与指示，以及</w:t>
       </w:r>
-      <w:r>
-        <w:rPr>
-          <w:lang w:val="zh_CN" w:bidi="zh_CN"/>
-        </w:rPr>
-        <w:t>犹太</w:t>
-      </w:r>
-      <w:r>
-        <w:rPr>
-          <w:lang w:val="zh_CN" w:bidi="zh_CN"/>
-        </w:rPr>
-        <w:t>先知</w:t>
-      </w:r>
+      <w:hyperlink r:id="rId16">
+        <w:r>
+          <w:rPr>
+            <w:lang w:val="zh_CN" w:bidi="zh_CN"/>
+          </w:rPr>
+          <w:rPr>
+            <w:color w:val="0000EE"/>
+            <w:u w:val="single"/>
+          </w:rPr>
+          <w:t>犹太</w:t>
+        </w:r>
+      </w:hyperlink>
+      <w:hyperlink r:id="rId17">
+        <w:r>
+          <w:rPr>
+            <w:lang w:val="zh_CN" w:bidi="zh_CN"/>
+          </w:rPr>
+          <w:rPr>
+            <w:color w:val="0000EE"/>
+            <w:u w:val="single"/>
+          </w:rPr>
+          <w:t>先知</w:t>
+        </w:r>
+      </w:hyperlink>
       <w:r>
         <w:rPr>
           <w:lang w:val="zh_CN" w:bidi="zh_CN"/>
@@ -287,12 +348,18 @@
         </w:rPr>
         <w:t>的经文。 经文被称为</w:t>
       </w:r>
-      <w:r>
-        <w:rPr>
-          <w:lang w:val="zh_CN" w:bidi="zh_CN"/>
-        </w:rPr>
-        <w:t>圣洁的</w:t>
-      </w:r>
+      <w:hyperlink r:id="rId18">
+        <w:r>
+          <w:rPr>
+            <w:lang w:val="zh_CN" w:bidi="zh_CN"/>
+          </w:rPr>
+          <w:rPr>
+            <w:color w:val="0000EE"/>
+            <w:u w:val="single"/>
+          </w:rPr>
+          <w:t>圣洁的</w:t>
+        </w:r>
+      </w:hyperlink>
       <w:r>
         <w:rPr>
           <w:lang w:val="zh_CN" w:bidi="zh_CN"/>
@@ -341,12 +408,18 @@
         </w:rPr>
         <w:t>卷轴可能会很快被损坏，尤其是那些用蒲草纸制成的卷轴。因此，文士总是忙著将文本从一个书卷抄写到新的书卷，这样就不会丢失。卷轴很贵。 大多数人不会拥有卷轴。 反而，卷轴被保存在</w:t>
       </w:r>
-      <w:r>
-        <w:rPr>
-          <w:lang w:val="zh_CN" w:bidi="zh_CN"/>
-        </w:rPr>
-        <w:t>犹太会堂</w:t>
-      </w:r>
+      <w:hyperlink r:id="rId19">
+        <w:r>
+          <w:rPr>
+            <w:lang w:val="zh_CN" w:bidi="zh_CN"/>
+          </w:rPr>
+          <w:rPr>
+            <w:color w:val="0000EE"/>
+            <w:u w:val="single"/>
+          </w:rPr>
+          <w:t>犹太会堂</w:t>
+        </w:r>
+      </w:hyperlink>
       <w:r>
         <w:rPr>
           <w:lang w:val="zh_CN" w:bidi="zh_CN"/>
@@ -366,6 +439,77 @@
           <w:lang w:val="zh_CN" w:bidi="zh_CN"/>
         </w:rPr>
         <w:t>在圣经可视化词典影片中查找"卷轴"。</w:t>
+      </w:r>
+      <w:r>
+        <w:rPr>
+          <w:lang w:val="zh_CN" w:bidi="zh_CN"/>
+        </w:rPr>
+      </w:r>
+      <w:r>
+        <w:rPr>
+          <w:lang w:val="zh_CN" w:bidi="zh_CN"/>
+        </w:rPr>
+      </w:r>
+    </w:p>
+    <w:p>
+      <w:pPr/>
+      <w:r>
+        <w:rPr>
+          <w:lang w:val="zh_CN" w:bidi="zh_CN"/>
+        </w:rPr>
+      </w:r>
+    </w:p>
+    <w:p>
+      <w:pPr>
+        <w:pStyle w:val="Heading2"/>
+      </w:pPr>
+      <w:r>
+        <w:rPr>
+          <w:lang w:val="zh_CN" w:bidi="zh_CN"/>
+        </w:rPr>
+        <w:t>经文</w:t>
+      </w:r>
+      <w:r>
+        <w:rPr>
+          <w:lang w:val="zh_CN" w:bidi="zh_CN"/>
+        </w:rPr>
+      </w:r>
+    </w:p>
+    <w:p>
+      <w:pPr>
+        <w:pStyle w:val="Heading4"/>
+      </w:pPr>
+      <w:r>
+        <w:rPr>
+          <w:lang w:val="zh_CN" w:bidi="zh_CN"/>
+        </w:rPr>
+        <w:t>Audio Content</w:t>
+      </w:r>
+    </w:p>
+    <w:p>
+      <w:pPr/>
+      <w:r>
+        <w:rPr>
+          <w:lang w:val="zh_CN" w:bidi="zh_CN"/>
+        </w:rPr>
+      </w:r>
+      <w:hyperlink r:id="rId20">
+        <w:r>
+          <w:rPr>
+            <w:lang w:val="zh_CN" w:bidi="zh_CN"/>
+          </w:rPr>
+          <w:rPr>
+            <w:color w:val="0000EE"/>
+            <w:u w:val="single"/>
+          </w:rPr>
+          <w:t>mp3 file</w:t>
+        </w:r>
+      </w:hyperlink>
+      <w:r>
+        <w:rPr>
+          <w:lang w:val="zh_CN" w:bidi="zh_CN"/>
+        </w:rPr>
+        <w:t xml:space="preserve"> (None KB)</w:t>
       </w:r>
       <w:r>
         <w:rPr>

--- a/zhs/docx/035.content.docx
+++ b/zhs/docx/035.content.docx
@@ -39,80 +39,37 @@
           <w:b/>
           <w:lang w:val="zh_CN" w:bidi="zh_CN"/>
         </w:rPr>
-        <w:t>Familiarization, Internalization, Articulation (Fia) Terms</w:t>
-      </w:r>
-      <w:r>
-        <w:rPr>
-          <w:lang w:val="zh_CN" w:bidi="zh_CN"/>
-        </w:rPr>
-        <w:t xml:space="preserve"> (Chinese (Simplified)) is based on: </w:t>
-      </w:r>
-      <w:r>
-        <w:rPr>
-          <w:lang w:val="zh_CN" w:bidi="zh_CN"/>
-        </w:rPr>
-        <w:t>Familiarization, Internalization, Articulation (Fia) Terms</w:t>
-      </w:r>
-      <w:r>
-        <w:rPr>
-          <w:lang w:val="zh_CN" w:bidi="zh_CN"/>
-        </w:rPr>
-        <w:t xml:space="preserve">, </w:t>
-      </w:r>
-      <w:hyperlink r:id="rId13">
-        <w:r>
-          <w:rPr>
-            <w:lang w:val="zh_CN" w:bidi="zh_CN"/>
-          </w:rPr>
-          <w:rPr>
-            <w:color w:val="0000EE"/>
-            <w:u w:val="single"/>
-          </w:rPr>
-          <w:t>SRV Partners</w:t>
-        </w:r>
-      </w:hyperlink>
-      <w:r>
-        <w:rPr>
-          <w:lang w:val="zh_CN" w:bidi="zh_CN"/>
-        </w:rPr>
-        <w:t xml:space="preserve">, 2023, which is licensed under a </w:t>
-      </w:r>
-      <w:hyperlink r:id="rId14">
-        <w:r>
-          <w:rPr>
-            <w:lang w:val="zh_CN" w:bidi="zh_CN"/>
-          </w:rPr>
-          <w:rPr>
-            <w:color w:val="0000EE"/>
-            <w:u w:val="single"/>
-          </w:rPr>
-          <w:t>CC BY-SA 4.0 license</w:t>
-        </w:r>
-      </w:hyperlink>
-      <w:r>
-        <w:rPr>
-          <w:lang w:val="zh_CN" w:bidi="zh_CN"/>
-        </w:rPr>
-        <w:t>.</w:t>
-      </w:r>
-      <w:r>
-        <w:rPr>
-          <w:lang w:val="zh_CN" w:bidi="zh_CN"/>
-        </w:rPr>
-      </w:r>
-    </w:p>
-    <w:p>
-      <w:pPr/>
-      <w:r>
-        <w:rPr>
-          <w:lang w:val="zh_CN" w:bidi="zh_CN"/>
-        </w:rPr>
-      </w:r>
-      <w:r>
-        <w:rPr>
-          <w:lang w:val="zh_CN" w:bidi="zh_CN"/>
-        </w:rPr>
-        <w:t>This PDF version is provided under the same license.</w:t>
+        <w:t>Familiarization, Internalization, Articulation (FIA) Key Terms</w:t>
+      </w:r>
+      <w:r>
+        <w:rPr>
+          <w:lang w:val="zh_CN" w:bidi="zh_CN"/>
+        </w:rPr>
+        <w:t xml:space="preserve"> © 2023 SRV Partners Released under CC BY-SA 4.0 license. </w:t>
+      </w:r>
+      <w:r>
+        <w:rPr>
+          <w:lang w:val="zh_CN" w:bidi="zh_CN"/>
+        </w:rPr>
+        <w:t>Familiarization, Internalization, Articulation (FIA) Key Terms</w:t>
+      </w:r>
+      <w:r>
+        <w:rPr>
+          <w:lang w:val="zh_CN" w:bidi="zh_CN"/>
+        </w:rPr>
+        <w:t xml:space="preserve"> has been adapted in the following languages Tok Pisin, عربي, Français, हिंदी, Bahasa Indonesia, Português, Русский, Español, Kiswahili, 简体中文 from </w:t>
+      </w:r>
+      <w:r>
+        <w:rPr>
+          <w:lang w:val="zh_CN" w:bidi="zh_CN"/>
+        </w:rPr>
+        <w:t>Familiarization, Internalization, Articulation (FIA)</w:t>
+      </w:r>
+      <w:r>
+        <w:rPr>
+          <w:lang w:val="zh_CN" w:bidi="zh_CN"/>
+        </w:rPr>
+        <w:t xml:space="preserve"> © 2023 SRV Partners. Released under CC BY-SA 4.0 license by Mission Mutual</w:t>
       </w:r>
       <w:r>
         <w:rPr>
@@ -287,7 +244,7 @@
         </w:rPr>
         <w:t>时，他们指的是圣经中现在</w:t>
       </w:r>
-      <w:hyperlink r:id="rId15">
+      <w:hyperlink r:id="rId13">
         <w:r>
           <w:rPr>
             <w:lang w:val="zh_CN" w:bidi="zh_CN"/>
@@ -305,7 +262,7 @@
         </w:rPr>
         <w:t>称之为旧约的部分。 旧约由人们有时称之为"律法和先知"的组成，因为它由神藉著摩西赐给祂子民的律法与指示，以及</w:t>
       </w:r>
-      <w:hyperlink r:id="rId16">
+      <w:hyperlink r:id="rId14">
         <w:r>
           <w:rPr>
             <w:lang w:val="zh_CN" w:bidi="zh_CN"/>
@@ -317,7 +274,7 @@
           <w:t>犹太</w:t>
         </w:r>
       </w:hyperlink>
-      <w:hyperlink r:id="rId17">
+      <w:hyperlink r:id="rId15">
         <w:r>
           <w:rPr>
             <w:lang w:val="zh_CN" w:bidi="zh_CN"/>
@@ -348,7 +305,7 @@
         </w:rPr>
         <w:t>的经文。 经文被称为</w:t>
       </w:r>
-      <w:hyperlink r:id="rId18">
+      <w:hyperlink r:id="rId16">
         <w:r>
           <w:rPr>
             <w:lang w:val="zh_CN" w:bidi="zh_CN"/>
@@ -408,7 +365,7 @@
         </w:rPr>
         <w:t>卷轴可能会很快被损坏，尤其是那些用蒲草纸制成的卷轴。因此，文士总是忙著将文本从一个书卷抄写到新的书卷，这样就不会丢失。卷轴很贵。 大多数人不会拥有卷轴。 反而，卷轴被保存在</w:t>
       </w:r>
-      <w:hyperlink r:id="rId19">
+      <w:hyperlink r:id="rId17">
         <w:r>
           <w:rPr>
             <w:lang w:val="zh_CN" w:bidi="zh_CN"/>
@@ -493,7 +450,7 @@
           <w:lang w:val="zh_CN" w:bidi="zh_CN"/>
         </w:rPr>
       </w:r>
-      <w:hyperlink r:id="rId20">
+      <w:hyperlink r:id="rId18">
         <w:r>
           <w:rPr>
             <w:lang w:val="zh_CN" w:bidi="zh_CN"/>

--- a/zhs/docx/035.content.docx
+++ b/zhs/docx/035.content.docx
@@ -45,7 +45,7 @@
         <w:rPr>
           <w:lang w:val="zh_CN" w:bidi="zh_CN"/>
         </w:rPr>
-        <w:t xml:space="preserve"> © 2023 SRV Partners Released under CC BY-SA 4.0 license. </w:t>
+        <w:t xml:space="preserve"> © 2025 Word Collective Released under CC BY-SA 4.0 license. </w:t>
       </w:r>
       <w:r>
         <w:rPr>
@@ -69,7 +69,7 @@
         <w:rPr>
           <w:lang w:val="zh_CN" w:bidi="zh_CN"/>
         </w:rPr>
-        <w:t xml:space="preserve"> © 2023 SRV Partners. Released under CC BY-SA 4.0 license by Mission Mutual</w:t>
+        <w:t xml:space="preserve"> © 2025 Word Collective. Released under CC BY-SA 4.0 license by Mission Mutual</w:t>
       </w:r>
       <w:r>
         <w:rPr>
